--- a/drafts/Free_etal_cover_letter.docx
+++ b/drafts/Free_etal_cover_letter.docx
@@ -30,7 +30,7 @@
           <w:sz w:val="22"/>
           <w:szCs w:val="22"/>
         </w:rPr>
-        <w:t>6</w:t>
+        <w:t>9</w:t>
       </w:r>
       <w:r>
         <w:rPr>
@@ -119,7 +119,21 @@
           <w:rFonts w:eastAsia="Times New Roman" w:cs="Arial"/>
           <w:color w:val="000000"/>
         </w:rPr>
-        <w:t xml:space="preserve"> consideration as a Research Paper in </w:t>
+        <w:t xml:space="preserve"> consideration as a Re</w:t>
+      </w:r>
+      <w:r>
+        <w:rPr>
+          <w:rFonts w:eastAsia="Times New Roman" w:cs="Arial"/>
+          <w:color w:val="000000"/>
+        </w:rPr>
+        <w:t>view</w:t>
+      </w:r>
+      <w:r>
+        <w:rPr>
+          <w:rFonts w:eastAsia="Times New Roman" w:cs="Arial"/>
+          <w:color w:val="000000"/>
+        </w:rPr>
+        <w:t xml:space="preserve"> Paper in </w:t>
       </w:r>
       <w:r>
         <w:rPr>
